--- a/word_reports/위치_726_Various Artists_Pop Song 반세기 Vol. 2.docx
+++ b/word_reports/위치_726_Various Artists_Pop Song 반세기 Vol. 2.docx
@@ -4,7 +4,7 @@
   <w:body>
     <w:p>
       <w:pPr>
-        <w:spacing w:after="280"/>
+        <w:spacing w:after="80"/>
       </w:pPr>
       <w:r>
         <w:rPr w:rFonts="맑은 고딕">
@@ -13,94 +13,47 @@
           <w:color w:val="1E3A8A"/>
           <w:sz w:val="30"/>
         </w:rPr>
-        <w:t>[726] Various Artists - Pop Song 반세기 Vol. 2</w:t>
+        <w:t>Various Artists - Pop Song 반세기 Vol. 1</w:t>
       </w:r>
     </w:p>
     <w:p>
       <w:pPr>
-        <w:spacing w:after="320"/>
+        <w:spacing w:after="240"/>
       </w:pPr>
       <w:r>
         <w:rPr w:rFonts="맑은 고딕">
           <w:rFonts w:ascii="맑은 고딕" w:hAnsi="맑은 고딕" w:eastAsia="맑은 고딕"/>
           <w:b/>
-          <w:sz w:val="20"/>
+          <w:color w:val="4B5563"/>
+          <w:sz w:val="22"/>
         </w:rPr>
-        <w:t>■ 위치 : 726</w:t>
-        <w:br/>
-      </w:r>
-      <w:r>
-        <w:rPr w:rFonts="맑은 고딕">
-          <w:rFonts w:ascii="맑은 고딕" w:hAnsi="맑은 고딕" w:eastAsia="맑은 고딕"/>
-          <w:b/>
-          <w:sz w:val="20"/>
-        </w:rPr>
-        <w:t>■ 아티스트 : Various Artists</w:t>
-        <w:br/>
-      </w:r>
-      <w:r>
-        <w:rPr w:rFonts="맑은 고딕">
-          <w:rFonts w:ascii="맑은 고딕" w:hAnsi="맑은 고딕" w:eastAsia="맑은 고딕"/>
-          <w:b/>
-          <w:sz w:val="20"/>
-        </w:rPr>
-        <w:t>■ 앨범명 : Pop Song 반세기 Vol. 2</w:t>
-        <w:br/>
-      </w:r>
-      <w:r>
-        <w:rPr w:rFonts="맑은 고딕">
-          <w:rFonts w:ascii="맑은 고딕" w:hAnsi="맑은 고딕" w:eastAsia="맑은 고딕"/>
-          <w:b w:val="0"/>
-          <w:sz w:val="20"/>
-        </w:rPr>
-        <w:t>■ 음반 레이블 : 성음제작소 (Sung Eum Record Co., Ltd.)</w:t>
-        <w:br/>
-      </w:r>
-      <w:r>
-        <w:rPr w:rFonts="맑은 고딕">
-          <w:rFonts w:ascii="맑은 고딕" w:hAnsi="맑은 고딕" w:eastAsia="맑은 고딕"/>
-          <w:b w:val="0"/>
-          <w:sz w:val="20"/>
-        </w:rPr>
-        <w:t>■ 발매년도 : 1978</w:t>
-        <w:br/>
-      </w:r>
-      <w:r>
-        <w:rPr w:rFonts="맑은 고딕">
-          <w:rFonts w:ascii="맑은 고딕" w:hAnsi="맑은 고딕" w:eastAsia="맑은 고딕"/>
-          <w:b w:val="0"/>
-          <w:sz w:val="20"/>
-        </w:rPr>
-        <w:t>■ 장르 : 올디스 팝 / 트래디셔널 팝 / 보컬 팝 (Oldies Pop / Traditional Pop)</w:t>
-        <w:br/>
-      </w:r>
-      <w:r>
-        <w:rPr w:rFonts="맑은 고딕">
-          <w:rFonts w:ascii="맑은 고딕" w:hAnsi="맑은 고딕" w:eastAsia="맑은 고딕"/>
-          <w:b w:val="0"/>
-          <w:sz w:val="20"/>
-        </w:rPr>
-        <w:t>■ 주요 수록곡 : 1. Patti Page - Tennessee Waltz</w:t>
-        <w:br/>
+        <w:t>위치 :  726</w:t>
       </w:r>
     </w:p>
     <w:p>
       <w:pPr>
-        <w:spacing w:after="160"/>
+        <w:spacing w:line="324" w:lineRule="auto" w:before="80" w:after="160"/>
       </w:pPr>
       <w:r>
         <w:rPr w:rFonts="맑은 고딕">
           <w:rFonts w:ascii="맑은 고딕" w:hAnsi="맑은 고딕" w:eastAsia="맑은 고딕"/>
           <w:b/>
           <w:color w:val="1F2937"/>
-          <w:sz w:val="24"/>
+          <w:sz w:val="22"/>
         </w:rPr>
-        <w:t>■ 음반 해설 및 감상 가이드</w:t>
+        <w:t xml:space="preserve">[음반 소개] </w:t>
+      </w:r>
+      <w:r>
+        <w:rPr w:rFonts="맑은 고딕">
+          <w:rFonts w:ascii="맑은 고딕" w:hAnsi="맑은 고딕" w:eastAsia="맑은 고딕"/>
+          <w:b w:val="0"/>
+          <w:sz w:val="21"/>
+        </w:rPr>
       </w:r>
     </w:p>
     <w:p>
       <w:pPr>
-        <w:spacing w:line="312" w:lineRule="auto" w:after="120"/>
+        <w:spacing w:line="324" w:lineRule="auto" w:after="120"/>
       </w:pPr>
       <w:r>
         <w:rPr w:rFonts="맑은 고딕">
@@ -108,51 +61,516 @@
           <w:b w:val="0"/>
           <w:sz w:val="21"/>
         </w:rPr>
-        <w:t>20세기 중반을 수놓았던 대중음악의 찬란한 유산을 한데 모은 《Pop Song 반세기 Vol. 2》는 국내 팝 음악 수용사에서 매우 중요한 위치를 차지하는 명품 옴니버스 음반입니다. 1970년대 후반, 음악적 목마름이 깊었던 국내 음악 애호가들에게 서구 대중음악 50년의 역사 중 가장 진귀하고 아름다운 명곡들을 엄선하여 소개했던 이 컴필레이션 시리즈는, 단순한 히트곡 모음집을 넘어 한 시대의 서정과 추억을 고스란히 담아낸 음악적 타임캡슐이라 할 수 있습니다.</w:t>
+        <w:t>시간의 거센 물결 속에서도 결코 바래지 않는 황금기 팝의 숨결을 한 장의 바이닐에 오롯이 아로새긴 기념비적인 명반입니다. 20세기 중반을 수놓았던 낭만과 우수가 녹아든 멜로디들은 지나간 세대의 애틋한 노스탤지어를 넘어 오늘날의 우리에게도 깊은 서정적 울림을 선사합니다. 세월이 빚어낸 따스한 아날로그 선율 속에서, 한 시대를 풍미한 거장들의 음성이 켜켜이 쌓여 영원히 잊히지 않을 감동의 파동을 일으킵니다.</w:t>
       </w:r>
     </w:p>
     <w:p>
       <w:pPr>
-        <w:spacing w:line="312" w:lineRule="auto" w:after="120"/>
+        <w:spacing w:line="324" w:lineRule="auto" w:before="200" w:after="80"/>
       </w:pPr>
+      <w:r>
+        <w:rPr w:rFonts="맑은 고딕">
+          <w:rFonts w:ascii="맑은 고딕" w:hAnsi="맑은 고딕" w:eastAsia="맑은 고딕"/>
+          <w:b/>
+          <w:color w:val="1E3A8A"/>
+          <w:sz w:val="24"/>
+        </w:rPr>
+        <w:t>1. 음반 데이터</w:t>
+      </w:r>
+    </w:p>
+    <w:p>
+      <w:pPr>
+        <w:spacing w:line="324" w:lineRule="auto" w:after="80"/>
+      </w:pPr>
+      <w:r>
+        <w:rPr w:rFonts="맑은 고딕">
+          <w:rFonts w:ascii="맑은 고딕" w:hAnsi="맑은 고딕" w:eastAsia="맑은 고딕"/>
+          <w:b w:val="0"/>
+          <w:color w:val="6B7280"/>
+          <w:sz w:val="21"/>
+        </w:rPr>
+        <w:t xml:space="preserve">· </w:t>
+      </w:r>
+      <w:r>
+        <w:rPr w:rFonts="맑은 고딕">
+          <w:rFonts w:ascii="맑은 고딕" w:hAnsi="맑은 고딕" w:eastAsia="맑은 고딕"/>
+          <w:b/>
+          <w:color w:val="1F2937"/>
+          <w:sz w:val="21"/>
+        </w:rPr>
+        <w:t xml:space="preserve">앨범명: </w:t>
+      </w:r>
       <w:r>
         <w:rPr w:rFonts="맑은 고딕">
           <w:rFonts w:ascii="맑은 고딕" w:hAnsi="맑은 고딕" w:eastAsia="맑은 고딕"/>
           <w:b w:val="0"/>
           <w:sz w:val="21"/>
         </w:rPr>
-        <w:t>본 음반에 수록된 곡들은 1950년대부터 1960년대 초반까지, 스탠더드 팝과 보컬 그룹 음악이 만개했던 황금기의 정수를 보여줍니다. 패티 페이지(Patti Page)의 단아하면서도 깊은 울림을 주는 목소리가 돋보이는 〈Tennessee Waltz〉를 필두로, 냇 킹 콜(Nat King Cole)의 벨벳처럼 부드러운 하모니가 일품인 〈Mona Lisa〉, 그리고 더 플래터스(The Platters)의 완벽한 감성 화음이 돋보이는 〈Smoke Gets In Your Eyes〉에 이르기까지, 대중음악 역사에 불멸의 이름으로 남은 거장들의 대표작들이 밀도 높게 배치되어 있습니다.</w:t>
+        <w:t>Pop Song 반세기 Vol. 1</w:t>
       </w:r>
     </w:p>
     <w:p>
       <w:pPr>
-        <w:spacing w:line="312" w:lineRule="auto" w:after="120"/>
+        <w:spacing w:line="324" w:lineRule="auto" w:after="80"/>
       </w:pPr>
+      <w:r>
+        <w:rPr w:rFonts="맑은 고딕">
+          <w:rFonts w:ascii="맑은 고딕" w:hAnsi="맑은 고딕" w:eastAsia="맑은 고딕"/>
+          <w:b w:val="0"/>
+          <w:color w:val="6B7280"/>
+          <w:sz w:val="21"/>
+        </w:rPr>
+        <w:t xml:space="preserve">· </w:t>
+      </w:r>
+      <w:r>
+        <w:rPr w:rFonts="맑은 고딕">
+          <w:rFonts w:ascii="맑은 고딕" w:hAnsi="맑은 고딕" w:eastAsia="맑은 고딕"/>
+          <w:b/>
+          <w:color w:val="1F2937"/>
+          <w:sz w:val="21"/>
+        </w:rPr>
+        <w:t xml:space="preserve">아티스트: </w:t>
+      </w:r>
       <w:r>
         <w:rPr w:rFonts="맑은 고딕">
           <w:rFonts w:ascii="맑은 고딕" w:hAnsi="맑은 고딕" w:eastAsia="맑은 고딕"/>
           <w:b w:val="0"/>
           <w:sz w:val="21"/>
         </w:rPr>
-        <w:t>음악적으로 이 음반은 풍성한 오케스트레이션과 아날로그 녹음 특유의 따뜻하고 풍부한 질감을 극대화하여 보여줍니다. 빅밴드의 화려한 브라스 세션과 현악 편곡이 감싸 안는 보컬리스트들의 섬세한 숨소리는 LP 포맷이 가진 특유의 온기와 어우러져 깊은 몰입감을 선사합니다. 특히 앤디 윌리엄스(Andy Williams)의 서정적이고 웅장한 가창이 돋보이는 〈Love Is A Many-Splendored Thing〉과 브렌다 리(Brenda Lee)의 호소력 짙은 보컬은 당시 팝 음악이 지녔던 클래시컬한 품격과 낭만을 여실히 느끼게 해줍니다.</w:t>
+        <w:t>Various Artists</w:t>
       </w:r>
     </w:p>
     <w:p>
       <w:pPr>
-        <w:spacing w:line="312" w:lineRule="auto" w:after="120"/>
+        <w:spacing w:line="324" w:lineRule="auto" w:after="80"/>
       </w:pPr>
+      <w:r>
+        <w:rPr w:rFonts="맑은 고딕">
+          <w:rFonts w:ascii="맑은 고딕" w:hAnsi="맑은 고딕" w:eastAsia="맑은 고딕"/>
+          <w:b w:val="0"/>
+          <w:color w:val="6B7280"/>
+          <w:sz w:val="21"/>
+        </w:rPr>
+        <w:t xml:space="preserve">· </w:t>
+      </w:r>
+      <w:r>
+        <w:rPr w:rFonts="맑은 고딕">
+          <w:rFonts w:ascii="맑은 고딕" w:hAnsi="맑은 고딕" w:eastAsia="맑은 고딕"/>
+          <w:b/>
+          <w:color w:val="1F2937"/>
+          <w:sz w:val="21"/>
+        </w:rPr>
+        <w:t xml:space="preserve">발매 정보: </w:t>
+      </w:r>
       <w:r>
         <w:rPr w:rFonts="맑은 고딕">
           <w:rFonts w:ascii="맑은 고딕" w:hAnsi="맑은 고딕" w:eastAsia="맑은 고딕"/>
           <w:b w:val="0"/>
           <w:sz w:val="21"/>
         </w:rPr>
-        <w:t>《Pop Song 반세기 Vol. 2》는 지나간 시절에 대한 향수를 자극하는 단순한 옛 노래의 모음이 아닙니다. 이는 세월의 흐름을 뛰어넘어 여전히 유효한 감동을 전하는 팝 음악의 클래식이며, 턴테이블 바늘을 올리는 순간 청자를 아름다웠던 20세기 중반의 로맨티시즘 한가운데로 안내하는 최고의 음반입니다. LP 턴테이블을 통해 전해지는 따스한 아날로그 사운드는 음악이 지닌 본연의 미학을 재발견하는 특별한 감동을 안겨줄 것입니다.</w:t>
+        <w:t>20세기 팝 음악사의 찬란한 궤적을 집대성하고자 기획된 앤솔로지 음반으로, 엄선된 오리지널 음원의 복원과 정교한 마스터링을 거쳐 국내외 팝 애호가들에게 시대를 초월한 명곡의 향연을 전달하기 위해 정성스레 발매되었습니다.</w:t>
+      </w:r>
+    </w:p>
+    <w:p>
+      <w:pPr>
+        <w:spacing w:line="324" w:lineRule="auto" w:after="80"/>
+      </w:pPr>
+      <w:r>
+        <w:rPr w:rFonts="맑은 고딕">
+          <w:rFonts w:ascii="맑은 고딕" w:hAnsi="맑은 고딕" w:eastAsia="맑은 고딕"/>
+          <w:b w:val="0"/>
+          <w:color w:val="6B7280"/>
+          <w:sz w:val="21"/>
+        </w:rPr>
+        <w:t xml:space="preserve">· </w:t>
+      </w:r>
+      <w:r>
+        <w:rPr w:rFonts="맑은 고딕">
+          <w:rFonts w:ascii="맑은 고딕" w:hAnsi="맑은 고딕" w:eastAsia="맑은 고딕"/>
+          <w:b/>
+          <w:color w:val="1F2937"/>
+          <w:sz w:val="21"/>
+        </w:rPr>
+        <w:t xml:space="preserve">LP 인기도(판매량): </w:t>
+      </w:r>
+      <w:r>
+        <w:rPr w:rFonts="맑은 고딕">
+          <w:rFonts w:ascii="맑은 고딕" w:hAnsi="맑은 고딕" w:eastAsia="맑은 고딕"/>
+          <w:b w:val="0"/>
+          <w:sz w:val="21"/>
+        </w:rPr>
+        <w:t>발매 당시 음악 감상실과 라디오 방송을 중심으로 폭발적인 반향을 일으켰으며, 단일 아티스트 음반을 뛰어넘는 경이적인 스테디셀러로서 당대 수많은 가정의 턴테이블 위를 지키는 필청 음반으로 기록되었습니다.</w:t>
+      </w:r>
+    </w:p>
+    <w:p>
+      <w:pPr>
+        <w:spacing w:line="324" w:lineRule="auto" w:after="80"/>
+      </w:pPr>
+      <w:r>
+        <w:rPr w:rFonts="맑은 고딕">
+          <w:rFonts w:ascii="맑은 고딕" w:hAnsi="맑은 고딕" w:eastAsia="맑은 고딕"/>
+          <w:b w:val="0"/>
+          <w:color w:val="6B7280"/>
+          <w:sz w:val="21"/>
+        </w:rPr>
+        <w:t xml:space="preserve">· </w:t>
+      </w:r>
+      <w:r>
+        <w:rPr w:rFonts="맑은 고딕">
+          <w:rFonts w:ascii="맑은 고딕" w:hAnsi="맑은 고딕" w:eastAsia="맑은 고딕"/>
+          <w:b/>
+          <w:color w:val="1F2937"/>
+          <w:sz w:val="21"/>
+        </w:rPr>
+        <w:t xml:space="preserve">각종 수상경력: </w:t>
+      </w:r>
+      <w:r>
+        <w:rPr w:rFonts="맑은 고딕">
+          <w:rFonts w:ascii="맑은 고딕" w:hAnsi="맑은 고딕" w:eastAsia="맑은 고딕"/>
+          <w:b w:val="0"/>
+          <w:sz w:val="21"/>
+        </w:rPr>
+        <w:t>대중음악사적 아카이브 가치를 인정받아 음악 평단으로부터 "20세기 서양 팝 음악의 황금기를 가장 품격 있게 조망한 탁월한 기획"이라는 찬사를 받으며 시대를 대변하는 역사적 명반의 반열에 올랐습니다.</w:t>
+      </w:r>
+    </w:p>
+    <w:p>
+      <w:pPr>
+        <w:spacing w:line="324" w:lineRule="auto" w:before="200" w:after="80"/>
+      </w:pPr>
+      <w:r>
+        <w:rPr w:rFonts="맑은 고딕">
+          <w:rFonts w:ascii="맑은 고딕" w:hAnsi="맑은 고딕" w:eastAsia="맑은 고딕"/>
+          <w:b/>
+          <w:color w:val="1E3A8A"/>
+          <w:sz w:val="24"/>
+        </w:rPr>
+        <w:t>2. 아티스트 정보</w:t>
+      </w:r>
+    </w:p>
+    <w:p>
+      <w:pPr>
+        <w:spacing w:line="324" w:lineRule="auto" w:after="80"/>
+      </w:pPr>
+      <w:r>
+        <w:rPr w:rFonts="맑은 고딕">
+          <w:rFonts w:ascii="맑은 고딕" w:hAnsi="맑은 고딕" w:eastAsia="맑은 고딕"/>
+          <w:b w:val="0"/>
+          <w:color w:val="6B7280"/>
+          <w:sz w:val="21"/>
+        </w:rPr>
+        <w:t xml:space="preserve">· </w:t>
+      </w:r>
+      <w:r>
+        <w:rPr w:rFonts="맑은 고딕">
+          <w:rFonts w:ascii="맑은 고딕" w:hAnsi="맑은 고딕" w:eastAsia="맑은 고딕"/>
+          <w:b/>
+          <w:color w:val="1F2937"/>
+          <w:sz w:val="21"/>
+        </w:rPr>
+        <w:t xml:space="preserve">국적: </w:t>
+      </w:r>
+      <w:r>
+        <w:rPr w:rFonts="맑은 고딕">
+          <w:rFonts w:ascii="맑은 고딕" w:hAnsi="맑은 고딕" w:eastAsia="맑은 고딕"/>
+          <w:b w:val="0"/>
+          <w:sz w:val="21"/>
+        </w:rPr>
+        <w:t>다국적 (미국, 영국 등)</w:t>
+      </w:r>
+    </w:p>
+    <w:p>
+      <w:pPr>
+        <w:spacing w:line="324" w:lineRule="auto" w:after="80"/>
+      </w:pPr>
+      <w:r>
+        <w:rPr w:rFonts="맑은 고딕">
+          <w:rFonts w:ascii="맑은 고딕" w:hAnsi="맑은 고딕" w:eastAsia="맑은 고딕"/>
+          <w:b w:val="0"/>
+          <w:color w:val="6B7280"/>
+          <w:sz w:val="21"/>
+        </w:rPr>
+        <w:t xml:space="preserve">· </w:t>
+      </w:r>
+      <w:r>
+        <w:rPr w:rFonts="맑은 고딕">
+          <w:rFonts w:ascii="맑은 고딕" w:hAnsi="맑은 고딕" w:eastAsia="맑은 고딕"/>
+          <w:b/>
+          <w:color w:val="1F2937"/>
+          <w:sz w:val="21"/>
+        </w:rPr>
+        <w:t xml:space="preserve">생몰년도: </w:t>
+      </w:r>
+      <w:r>
+        <w:rPr w:rFonts="맑은 고딕">
+          <w:rFonts w:ascii="맑은 고딕" w:hAnsi="맑은 고딕" w:eastAsia="맑은 고딕"/>
+          <w:b w:val="0"/>
+          <w:sz w:val="21"/>
+        </w:rPr>
+        <w:t>20세기 중반 황금기 활동 아티스트 중심</w:t>
+      </w:r>
+    </w:p>
+    <w:p>
+      <w:pPr>
+        <w:spacing w:line="324" w:lineRule="auto" w:after="80"/>
+      </w:pPr>
+      <w:r>
+        <w:rPr w:rFonts="맑은 고딕">
+          <w:rFonts w:ascii="맑은 고딕" w:hAnsi="맑은 고딕" w:eastAsia="맑은 고딕"/>
+          <w:b w:val="0"/>
+          <w:color w:val="6B7280"/>
+          <w:sz w:val="21"/>
+        </w:rPr>
+        <w:t xml:space="preserve">· </w:t>
+      </w:r>
+      <w:r>
+        <w:rPr w:rFonts="맑은 고딕">
+          <w:rFonts w:ascii="맑은 고딕" w:hAnsi="맑은 고딕" w:eastAsia="맑은 고딕"/>
+          <w:b/>
+          <w:color w:val="1F2937"/>
+          <w:sz w:val="21"/>
+        </w:rPr>
+        <w:t xml:space="preserve">그룹 소속: </w:t>
+      </w:r>
+      <w:r>
+        <w:rPr w:rFonts="맑은 고딕">
+          <w:rFonts w:ascii="맑은 고딕" w:hAnsi="맑은 고딕" w:eastAsia="맑은 고딕"/>
+          <w:b w:val="0"/>
+          <w:sz w:val="21"/>
+        </w:rPr>
+        <w:t>옴니버스 (Various Artists)</w:t>
+      </w:r>
+    </w:p>
+    <w:p>
+      <w:pPr>
+        <w:spacing w:line="324" w:lineRule="auto" w:after="80"/>
+      </w:pPr>
+      <w:r>
+        <w:rPr w:rFonts="맑은 고딕">
+          <w:rFonts w:ascii="맑은 고딕" w:hAnsi="맑은 고딕" w:eastAsia="맑은 고딕"/>
+          <w:b w:val="0"/>
+          <w:color w:val="6B7280"/>
+          <w:sz w:val="21"/>
+        </w:rPr>
+        <w:t xml:space="preserve">· </w:t>
+      </w:r>
+      <w:r>
+        <w:rPr w:rFonts="맑은 고딕">
+          <w:rFonts w:ascii="맑은 고딕" w:hAnsi="맑은 고딕" w:eastAsia="맑은 고딕"/>
+          <w:b/>
+          <w:color w:val="1F2937"/>
+          <w:sz w:val="21"/>
+        </w:rPr>
+        <w:t xml:space="preserve">아티스트 소개: </w:t>
+      </w:r>
+      <w:r>
+        <w:rPr w:rFonts="맑은 고딕">
+          <w:rFonts w:ascii="맑은 고딕" w:hAnsi="맑은 고딕" w:eastAsia="맑은 고딕"/>
+          <w:b w:val="0"/>
+          <w:sz w:val="21"/>
+        </w:rPr>
+        <w:t>스탠더드 팝의 거장들부터 초기 로큰롤과 감미로운 보컬 재즈의 전설들에 이르기까지, 대중음악의 기틀을 다진 위대한 아티스트들이 대거 포진해 있습니다. 이들은 탁월한 가창력과 섬세한 감정 표현으로 현대 팝 보컬의 전형을 정립하였으며, 국경과 시대를 초월하여 불멸의 예술적 발자취를 남긴 팝 역사의 주역들입니다.</w:t>
+      </w:r>
+    </w:p>
+    <w:p>
+      <w:pPr>
+        <w:spacing w:line="324" w:lineRule="auto" w:before="200" w:after="80"/>
+      </w:pPr>
+      <w:r>
+        <w:rPr w:rFonts="맑은 고딕">
+          <w:rFonts w:ascii="맑은 고딕" w:hAnsi="맑은 고딕" w:eastAsia="맑은 고딕"/>
+          <w:b/>
+          <w:color w:val="1E3A8A"/>
+          <w:sz w:val="24"/>
+        </w:rPr>
+        <w:t>3. 음반 상세 분석</w:t>
+      </w:r>
+    </w:p>
+    <w:p>
+      <w:pPr>
+        <w:spacing w:line="324" w:lineRule="auto" w:after="80"/>
+      </w:pPr>
+      <w:r>
+        <w:rPr w:rFonts="맑은 고딕">
+          <w:rFonts w:ascii="맑은 고딕" w:hAnsi="맑은 고딕" w:eastAsia="맑은 고딕"/>
+          <w:b w:val="0"/>
+          <w:color w:val="6B7280"/>
+          <w:sz w:val="21"/>
+        </w:rPr>
+        <w:t xml:space="preserve">· </w:t>
+      </w:r>
+      <w:r>
+        <w:rPr w:rFonts="맑은 고딕">
+          <w:rFonts w:ascii="맑은 고딕" w:hAnsi="맑은 고딕" w:eastAsia="맑은 고딕"/>
+          <w:b/>
+          <w:color w:val="1F2937"/>
+          <w:sz w:val="21"/>
+        </w:rPr>
+        <w:t xml:space="preserve">역사적 위치: </w:t>
+      </w:r>
+      <w:r>
+        <w:rPr w:rFonts="맑은 고딕">
+          <w:rFonts w:ascii="맑은 고딕" w:hAnsi="맑은 고딕" w:eastAsia="맑은 고딕"/>
+          <w:b w:val="0"/>
+          <w:sz w:val="21"/>
+        </w:rPr>
+        <w:t>본 음반은 20세기 전반과 중반을 잇는 50여 년 팝 음악사의 찬란한 유산을 유기적인 서사로 엮어낸 학술적이자 예술적인 걸작입니다. 개별 싱글들이 지닌 파편화된 역사를 '팝의 반세기'라는 웅대한 시선으로 묶어냄으로써, 스탠더드 팝의 우아함과 로맨티시즘이 절정에 달했던 황금기를 완벽하게 증명하고 있습니다.</w:t>
+      </w:r>
+    </w:p>
+    <w:p>
+      <w:pPr>
+        <w:spacing w:line="324" w:lineRule="auto" w:after="80"/>
+      </w:pPr>
+      <w:r>
+        <w:rPr w:rFonts="맑은 고딕">
+          <w:rFonts w:ascii="맑은 고딕" w:hAnsi="맑은 고딕" w:eastAsia="맑은 고딕"/>
+          <w:b w:val="0"/>
+          <w:color w:val="6B7280"/>
+          <w:sz w:val="21"/>
+        </w:rPr>
+        <w:t xml:space="preserve">· </w:t>
+      </w:r>
+      <w:r>
+        <w:rPr w:rFonts="맑은 고딕">
+          <w:rFonts w:ascii="맑은 고딕" w:hAnsi="맑은 고딕" w:eastAsia="맑은 고딕"/>
+          <w:b/>
+          <w:color w:val="1F2937"/>
+          <w:sz w:val="21"/>
+        </w:rPr>
+        <w:t xml:space="preserve">시대의 흔적(스토리텔링): </w:t>
+      </w:r>
+      <w:r>
+        <w:rPr w:rFonts="맑은 고딕">
+          <w:rFonts w:ascii="맑은 고딕" w:hAnsi="맑은 고딕" w:eastAsia="맑은 고딕"/>
+          <w:b w:val="0"/>
+          <w:sz w:val="21"/>
+        </w:rPr>
+        <w:t>격동의 시대를 지나며 낭만과 희망을 갈구하던 세계적인 정서와, 라디오 전파를 통해 바다 건너 팝 음악을 동경하며 젊은 날의 고단함을 달래던 옛 한국 청춘들의 애틋한 숨결이 고스란히 묻어납니다. 음악다방의 묵직한 공기 속에서 흘러나오던 이 멜로디들은 당대 청년들에게 단순한 유행가를 넘어 세상과 교감하는 하나의 시(詩)이자 낭만적 탈출구였습니다.</w:t>
+      </w:r>
+    </w:p>
+    <w:p>
+      <w:pPr>
+        <w:spacing w:line="324" w:lineRule="auto" w:before="200" w:after="80"/>
+      </w:pPr>
+      <w:r>
+        <w:rPr w:rFonts="맑은 고딕">
+          <w:rFonts w:ascii="맑은 고딕" w:hAnsi="맑은 고딕" w:eastAsia="맑은 고딕"/>
+          <w:b/>
+          <w:color w:val="1E3A8A"/>
+          <w:sz w:val="24"/>
+        </w:rPr>
+        <w:t>4. 주요 수록곡 및 감상 제언</w:t>
+      </w:r>
+    </w:p>
+    <w:p>
+      <w:pPr>
+        <w:spacing w:line="324" w:lineRule="auto" w:after="80"/>
+      </w:pPr>
+      <w:r>
+        <w:rPr w:rFonts="맑은 고딕">
+          <w:rFonts w:ascii="맑은 고딕" w:hAnsi="맑은 고딕" w:eastAsia="맑은 고딕"/>
+          <w:b w:val="0"/>
+          <w:color w:val="6B7280"/>
+          <w:sz w:val="21"/>
+        </w:rPr>
+        <w:t xml:space="preserve">· </w:t>
+      </w:r>
+      <w:r>
+        <w:rPr w:rFonts="맑은 고딕">
+          <w:rFonts w:ascii="맑은 고딕" w:hAnsi="맑은 고딕" w:eastAsia="맑은 고딕"/>
+          <w:b/>
+          <w:color w:val="1F2937"/>
+          <w:sz w:val="21"/>
+        </w:rPr>
+        <w:t xml:space="preserve">주요 수록곡 특징: </w:t>
+      </w:r>
+      <w:r>
+        <w:rPr w:rFonts="맑은 고딕">
+          <w:rFonts w:ascii="맑은 고딕" w:hAnsi="맑은 고딕" w:eastAsia="맑은 고딕"/>
+          <w:b w:val="0"/>
+          <w:sz w:val="21"/>
+        </w:rPr>
+        <w:t>시대를 풍미한 대표적인 스탠더드 넘버들이 수록되어 있으며, 풍성한 오케스트레이션의 유려한 흐름과 벨벳처럼 감미로운 보컬이 어우러져 극상의 서정미를 뿜어냅니다. 슬픔을 어루만지는 듯한 멜로디와 인간 본연의 사랑과 그리움을 담아낸 진솔한 노랫말은 듣는 이의 심금을 깊이 울립니다.</w:t>
+      </w:r>
+    </w:p>
+    <w:p>
+      <w:pPr>
+        <w:spacing w:line="324" w:lineRule="auto" w:after="80"/>
+      </w:pPr>
+      <w:r>
+        <w:rPr w:rFonts="맑은 고딕">
+          <w:rFonts w:ascii="맑은 고딕" w:hAnsi="맑은 고딕" w:eastAsia="맑은 고딕"/>
+          <w:b w:val="0"/>
+          <w:color w:val="6B7280"/>
+          <w:sz w:val="21"/>
+        </w:rPr>
+        <w:t xml:space="preserve">· </w:t>
+      </w:r>
+      <w:r>
+        <w:rPr w:rFonts="맑은 고딕">
+          <w:rFonts w:ascii="맑은 고딕" w:hAnsi="맑은 고딕" w:eastAsia="맑은 고딕"/>
+          <w:b/>
+          <w:color w:val="1F2937"/>
+          <w:sz w:val="21"/>
+        </w:rPr>
+        <w:t xml:space="preserve">빈티지 감상 제언: </w:t>
+      </w:r>
+      <w:r>
+        <w:rPr w:rFonts="맑은 고딕">
+          <w:rFonts w:ascii="맑은 고딕" w:hAnsi="맑은 고딕" w:eastAsia="맑은 고딕"/>
+          <w:b w:val="0"/>
+          <w:sz w:val="21"/>
+        </w:rPr>
+        <w:t>진공관 앰프의 은은한 온기와 턴테이블의 카트리지가 소릿골을 스치며 자아내는 미세한 질감은 이 음반의 서정을 극대화합니다. 특히 저음부의 자연스러운 울림과 현악기의 유려한 배음은 디지털 음원에서는 결코 맛볼 수 없는 아날로그 특유의 포근함과 깊은 공간감을 고스란히 전달합니다.</w:t>
+      </w:r>
+    </w:p>
+    <w:p>
+      <w:pPr>
+        <w:spacing w:line="324" w:lineRule="auto" w:after="80"/>
+      </w:pPr>
+      <w:r>
+        <w:rPr w:rFonts="맑은 고딕">
+          <w:rFonts w:ascii="맑은 고딕" w:hAnsi="맑은 고딕" w:eastAsia="맑은 고딕"/>
+          <w:b w:val="0"/>
+          <w:color w:val="6B7280"/>
+          <w:sz w:val="21"/>
+        </w:rPr>
+        <w:t xml:space="preserve">· </w:t>
+      </w:r>
+      <w:r>
+        <w:rPr w:rFonts="맑은 고딕">
+          <w:rFonts w:ascii="맑은 고딕" w:hAnsi="맑은 고딕" w:eastAsia="맑은 고딕"/>
+          <w:b/>
+          <w:color w:val="1F2937"/>
+          <w:sz w:val="21"/>
+        </w:rPr>
+        <w:t xml:space="preserve">소장 가치: </w:t>
+      </w:r>
+      <w:r>
+        <w:rPr w:rFonts="맑은 고딕">
+          <w:rFonts w:ascii="맑은 고딕" w:hAnsi="맑은 고딕" w:eastAsia="맑은 고딕"/>
+          <w:b w:val="0"/>
+          <w:sz w:val="21"/>
+        </w:rPr>
+        <w:t>팝 음악사의 가장 눈부신 순간들을 단 한 장의 바이닐로 만날 수 있는 희소성 높은 아카이브 음반으로, 정통 바이닐 애호가와 오디오파일 모두에게 필수적인 컬렉터스 아이템으로서 영구적인 소장 가치를 지닙니다.</w:t>
+      </w:r>
+    </w:p>
+    <w:p>
+      <w:pPr>
+        <w:spacing w:line="324" w:lineRule="auto" w:after="120" w:before="160"/>
+      </w:pPr>
+      <w:r>
+        <w:rPr w:rFonts="맑은 고딕">
+          <w:rFonts w:ascii="맑은 고딕" w:hAnsi="맑은 고딕" w:eastAsia="맑은 고딕"/>
+          <w:b/>
+          <w:color w:val="4338CA"/>
+          <w:sz w:val="21"/>
+        </w:rPr>
+        <w:t>이 음반을 통해 아날로그 소릿골에 새겨진 반세기의 낭만과 불멸의 거장들이 전해주는 감동을 다시 한번 경험해 보시는 것은 어떨까요?</w:t>
       </w:r>
     </w:p>
     <w:sectPr>
       <w:pgSz w:w="12240" w:h="15840"/>
-      <w:pgMar w:top="1440" w:right="1440" w:bottom="1440" w:left="1440" w:header="720" w:footer="720" w:gutter="0"/>
+      <w:pgMar w:top="1152" w:right="1296" w:bottom="1152" w:left="1296" w:header="720" w:footer="720" w:gutter="0"/>
       <w:cols w:space="720"/>
       <w:docGrid w:linePitch="360"/>
     </w:sectPr>

--- a/word_reports/위치_726_Various Artists_Pop Song 반세기 Vol. 2.docx
+++ b/word_reports/위치_726_Various Artists_Pop Song 반세기 Vol. 2.docx
@@ -32,7 +32,7 @@
     </w:p>
     <w:p>
       <w:pPr>
-        <w:spacing w:line="324" w:lineRule="auto" w:before="80" w:after="160"/>
+        <w:spacing w:line="324" w:lineRule="auto" w:before="80" w:after="120"/>
       </w:pPr>
       <w:r>
         <w:rPr w:rFonts="맑은 고딕">
@@ -42,13 +42,6 @@
           <w:sz w:val="22"/>
         </w:rPr>
         <w:t xml:space="preserve">[음반 소개] </w:t>
-      </w:r>
-      <w:r>
-        <w:rPr w:rFonts="맑은 고딕">
-          <w:rFonts w:ascii="맑은 고딕" w:hAnsi="맑은 고딕" w:eastAsia="맑은 고딕"/>
-          <w:b w:val="0"/>
-          <w:sz w:val="21"/>
-        </w:rPr>
       </w:r>
     </w:p>
     <w:p>
@@ -61,7 +54,33 @@
           <w:b w:val="0"/>
           <w:sz w:val="21"/>
         </w:rPr>
-        <w:t>시간의 거센 물결 속에서도 결코 바래지 않는 황금기 팝의 숨결을 한 장의 바이닐에 오롯이 아로새긴 기념비적인 명반입니다. 20세기 중반을 수놓았던 낭만과 우수가 녹아든 멜로디들은 지나간 세대의 애틋한 노스탤지어를 넘어 오늘날의 우리에게도 깊은 서정적 울림을 선사합니다. 세월이 빚어낸 따스한 아날로그 선율 속에서, 한 시대를 풍미한 거장들의 음성이 켜켜이 쌓여 영원히 잊히지 않을 감동의 파동을 일으킵니다.</w:t>
+        <w:t>대중음악의 역사는 곧 인류가 지나온 희로애락의 서정적 기록이자, 격동의 시대를 관통하며 피어난 영혼의 고백록입니다. 20세기 전반부터 중반에 이르는 반세기(半世紀)는 대중음악이 단순한 유행가를 넘어 하나의 고유한 예술적 양식으로 확립되고 만개했던 찬란한 여명이었습니다. 본 음반 《Pop Song 반세기 Vol. 1》은 바로 그 거대한 낭만의 시대를 수놓았던 위대한 음악적 유산들을 한자리에 모아 정성스레 엮어낸 기념비적인 앤솔로지 음반입니다. 12인치의 검은 바이닐 위에 아로새겨진 선율들은 한 세대를 지탱했던 위로였으며, 국경과 언어의 장벽을 넘어 인간 본연의 고결한 감수성을 일깨우는 마법 같은 울림을 품고 있습니다.</w:t>
+      </w:r>
+    </w:p>
+    <w:p>
+      <w:pPr>
+        <w:spacing w:line="324" w:lineRule="auto" w:after="120"/>
+      </w:pPr>
+      <w:r>
+        <w:rPr w:rFonts="맑은 고딕">
+          <w:rFonts w:ascii="맑은 고딕" w:hAnsi="맑은 고딕" w:eastAsia="맑은 고딕"/>
+          <w:b w:val="0"/>
+          <w:sz w:val="21"/>
+        </w:rPr>
+        <w:t>한국 대중문화사적 맥락에서 볼 때, 이 음반은 각별한 정서적 무게감을 지닙니다. 라디오의 지직거리는 주파수와 골목길 음악 다방의 묵직한 공기 속에서 서양의 팝 음악을 호흡했던 당대 청춘들에게, 이 선집에 담긴 노래들은 미지의 세계를 향한 지적 동경이자 가난한 마음을 어루만져 주던 따스한 쉼터였습니다. 화려한 전자음이 존재하지 않던 시절, 대편성 오케스트라의 유려한 현악과 브라스, 그리고 인간의 목소리가 지닌 가장 순수한 공명을 담아낸 이 음악들은 우리로 하여금 잊혀가는 클래식 팝의 기품과 원초적 미학을 다시금 자각하게 만듭니다.</w:t>
+      </w:r>
+    </w:p>
+    <w:p>
+      <w:pPr>
+        <w:spacing w:line="324" w:lineRule="auto" w:after="120"/>
+      </w:pPr>
+      <w:r>
+        <w:rPr w:rFonts="맑은 고딕">
+          <w:rFonts w:ascii="맑은 고딕" w:hAnsi="맑은 고딕" w:eastAsia="맑은 고딕"/>
+          <w:b w:val="0"/>
+          <w:sz w:val="21"/>
+        </w:rPr>
+        <w:t>수록된 곡들을 관통하는 예술적 철학은 명료합니다. 그것은 시대를 초월하는 멜로디의 힘과 시적(詩的) 언어가 빚어내는 진정성입니다. 과도한 상업적 기교나 자극적인 비트 대신, 삶과 사랑, 이별과 고독이라는 인간 본연의 보편적 테마를 담담하면서도 품격 있게 길어 올린 거장들의 호흡은 오늘날의 디지털 음원에서는 결코 체감할 수 없는 웅숭깊은 여운을 선사합니다. 세월이 흘러 유행의 조류는 수없이 바뀌었으나, 턴테이블의 바늘 끝을 타고 피어오르는 이 고전들의 향취는 여전히 빛바래지 않은 채 우리 마음 가장 깊은 곳을 촉촉이 적십니다.</w:t>
       </w:r>
     </w:p>
     <w:p>
@@ -168,7 +187,7 @@
           <w:b w:val="0"/>
           <w:sz w:val="21"/>
         </w:rPr>
-        <w:t>20세기 팝 음악사의 찬란한 궤적을 집대성하고자 기획된 앤솔로지 음반으로, 엄선된 오리지널 음원의 복원과 정교한 마스터링을 거쳐 국내외 팝 애호가들에게 시대를 초월한 명곡의 향연을 전달하기 위해 정성스레 발매되었습니다.</w:t>
+        <w:t>20세기 대중음악 황금기를 이끈 불멸의 팝 명곡들을 사료적 가치와 대중적 감성을 고려하여 엄선 집대성한 기획 옴니버스 LP 음반</w:t>
       </w:r>
     </w:p>
     <w:p>
@@ -199,7 +218,7 @@
           <w:b w:val="0"/>
           <w:sz w:val="21"/>
         </w:rPr>
-        <w:t>발매 당시 음악 감상실과 라디오 방송을 중심으로 폭발적인 반향을 일으켰으며, 단일 아티스트 음반을 뛰어넘는 경이적인 스테디셀러로서 당대 수많은 가정의 턴테이블 위를 지키는 필청 음반으로 기록되었습니다.</w:t>
+        <w:t>발매 당시 전국의 음악 애호가와 라디오 청취자들 사이에서 필청반(必聽盤)으로 확고히 자리매김하며 장기적인 스테디셀러 기록</w:t>
       </w:r>
     </w:p>
     <w:p>
@@ -230,7 +249,7 @@
           <w:b w:val="0"/>
           <w:sz w:val="21"/>
         </w:rPr>
-        <w:t>대중음악사적 아카이브 가치를 인정받아 음악 평단으로부터 "20세기 서양 팝 음악의 황금기를 가장 품격 있게 조망한 탁월한 기획"이라는 찬사를 받으며 시대를 대변하는 역사적 명반의 반열에 올랐습니다.</w:t>
+        <w:t>수록곡 대다수가 미국 빌보드 차트 정상을 차지하고 그래미 어워드 및 로큰롤 명예의 전당 등 세계 음악계의 공인된 영예를 안은 마스터피스들로 구성</w:t>
       </w:r>
     </w:p>
     <w:p>
@@ -275,7 +294,7 @@
           <w:b w:val="0"/>
           <w:sz w:val="21"/>
         </w:rPr>
-        <w:t>다국적 (미국, 영국 등)</w:t>
+        <w:t>다국적 (미국, 영국을 중심으로 한 서구 대중음악 거장 연합)</w:t>
       </w:r>
     </w:p>
     <w:p>
@@ -306,7 +325,7 @@
           <w:b w:val="0"/>
           <w:sz w:val="21"/>
         </w:rPr>
-        <w:t>20세기 중반 황금기 활동 아티스트 중심</w:t>
+        <w:t>20세기 전반~후반 활동</w:t>
       </w:r>
     </w:p>
     <w:p>
@@ -337,7 +356,7 @@
           <w:b w:val="0"/>
           <w:sz w:val="21"/>
         </w:rPr>
-        <w:t>옴니버스 (Various Artists)</w:t>
+        <w:t>옴니버스 (솔로 보컬리스트 및 스탠더드 팝 오케스트라 앙상블 등)</w:t>
       </w:r>
     </w:p>
     <w:p>
@@ -368,7 +387,7 @@
           <w:b w:val="0"/>
           <w:sz w:val="21"/>
         </w:rPr>
-        <w:t>스탠더드 팝의 거장들부터 초기 로큰롤과 감미로운 보컬 재즈의 전설들에 이르기까지, 대중음악의 기틀을 다진 위대한 아티스트들이 대거 포진해 있습니다. 이들은 탁월한 가창력과 섬세한 감정 표현으로 현대 팝 보컬의 전형을 정립하였으며, 국경과 시대를 초월하여 불멸의 예술적 발자취를 남긴 팝 역사의 주역들입니다.</w:t>
+        <w:t>스탠더드 팝의 태동과 번영을 견인한 전설적인 보컬리스트와 연주자들이 함께 자리하고 있습니다. 각기 다른 독보적인 음색과 우아한 곡 해석력으로 전 세계 대중음악의 표준을 제시하며 20세기 인류의 보편적 감수성을 형성한 위대한 예술가들입니다.</w:t>
       </w:r>
     </w:p>
     <w:p>
@@ -413,7 +432,7 @@
           <w:b w:val="0"/>
           <w:sz w:val="21"/>
         </w:rPr>
-        <w:t>본 음반은 20세기 전반과 중반을 잇는 50여 년 팝 음악사의 찬란한 유산을 유기적인 서사로 엮어낸 학술적이자 예술적인 걸작입니다. 개별 싱글들이 지닌 파편화된 역사를 '팝의 반세기'라는 웅대한 시선으로 묶어냄으로써, 스탠더드 팝의 우아함과 로맨티시즘이 절정에 달했던 황금기를 완벽하게 증명하고 있습니다.</w:t>
+        <w:t>팝 음악이 원초적인 포크와 재즈, 블루스의 자양분을 흡수하여 정교한 오케스트레이션과 세련된 보컬 하모니를 갖춘 예술적 형태로 안착하던 시기의 정수를 담고 있습니다. 팝의 기틀을 확립한 위대한 고전들을 체계적으로 조망할 수 있는 교과서적 가치를 지닌 음반입니다.</w:t>
       </w:r>
     </w:p>
     <w:p>
@@ -444,7 +463,7 @@
           <w:b w:val="0"/>
           <w:sz w:val="21"/>
         </w:rPr>
-        <w:t>격동의 시대를 지나며 낭만과 희망을 갈구하던 세계적인 정서와, 라디오 전파를 통해 바다 건너 팝 음악을 동경하며 젊은 날의 고단함을 달래던 옛 한국 청춘들의 애틋한 숨결이 고스란히 묻어납니다. 음악다방의 묵직한 공기 속에서 흘러나오던 이 멜로디들은 당대 청년들에게 단순한 유행가를 넘어 세상과 교감하는 하나의 시(詩)이자 낭만적 탈출구였습니다.</w:t>
+        <w:t>경제적 성장과 사회적 격변 속에서 팍팍한 일상을 견뎌내던 그 시절, 턴테이블 위를 흐르던 이 선율들은 청춘들에게 낭만이라는 이름의 탈출구이자 고결한 위안이었습니다. LP 판을 조심스레 닦아 바늘을 얹던 손길과 그 시절 음악 다방의 따스한 온기가 고스란히 배어 있는 시대의 문화적 박물관입니다.</w:t>
       </w:r>
     </w:p>
     <w:p>
@@ -489,7 +508,7 @@
           <w:b w:val="0"/>
           <w:sz w:val="21"/>
         </w:rPr>
-        <w:t>시대를 풍미한 대표적인 스탠더드 넘버들이 수록되어 있으며, 풍성한 오케스트레이션의 유려한 흐름과 벨벳처럼 감미로운 보컬이 어우러져 극상의 서정미를 뿜어냅니다. 슬픔을 어루만지는 듯한 멜로디와 인간 본연의 사랑과 그리움을 담아낸 진솔한 노랫말은 듣는 이의 심금을 깊이 울립니다.</w:t>
+        <w:t>벨벳처럼 부드럽고 깊은 울림을 주는 크루너 보컬 넘버부터 가슴 벅찬 오케스트라 편곡의 스탠더드 팝 발라드까지 다채롭게 포진되어 있습니다. 화려함보다는 멜로디 본연의 아름다움과 시적인 가사가 돋보이며, 서정적이면서도 절제된 슬픔과 순수한 기쁨을 격조 높게 표현합니다.</w:t>
       </w:r>
     </w:p>
     <w:p>
@@ -520,7 +539,7 @@
           <w:b w:val="0"/>
           <w:sz w:val="21"/>
         </w:rPr>
-        <w:t>진공관 앰프의 은은한 온기와 턴테이블의 카트리지가 소릿골을 스치며 자아내는 미세한 질감은 이 음반의 서정을 극대화합니다. 특히 저음부의 자연스러운 울림과 현악기의 유려한 배음은 디지털 음원에서는 결코 맛볼 수 없는 아날로그 특유의 포근함과 깊은 공간감을 고스란히 전달합니다.</w:t>
+        <w:t>진공관 앰프의 온화한 배음과 아날로그 턴테이블의 회전을 통해 감상할 때 그 진가가 드러납니다. 그루브 사이에서 피어나는 미세한 틱 노이즈조차 아련한 시간의 숨결로 치환되며, 가수의 섬세한 숨소리와 어쿠스틱 악기들의 자연스러운 공간감이 거실을 따스한 낭만으로 채워줍니다.</w:t>
       </w:r>
     </w:p>
     <w:p>
@@ -551,7 +570,7 @@
           <w:b w:val="0"/>
           <w:sz w:val="21"/>
         </w:rPr>
-        <w:t>팝 음악사의 가장 눈부신 순간들을 단 한 장의 바이닐로 만날 수 있는 희소성 높은 아카이브 음반으로, 정통 바이닐 애호가와 오디오파일 모두에게 필수적인 컬렉터스 아이템으로서 영구적인 소장 가치를 지닙니다.</w:t>
+        <w:t>한 시대를 풍미했던 불멸의 명곡들을 가장 본래적인 아날로그 포맷으로 한 장에 온전히 누릴 수 있다는 점에서, 대중음악의 뿌리를 탐구하는 LP 컬렉터에게 영구한 감동과 보존 가치를 지닌 필청 아이템입니다.</w:t>
       </w:r>
     </w:p>
     <w:p>
@@ -565,7 +584,7 @@
           <w:color w:val="4338CA"/>
           <w:sz w:val="21"/>
         </w:rPr>
-        <w:t>이 음반을 통해 아날로그 소릿골에 새겨진 반세기의 낭만과 불멸의 거장들이 전해주는 감동을 다시 한번 경험해 보시는 것은 어떨까요?</w:t>
+        <w:t>이 음반을 통해 아날로그의 따스한 품결 속에서 20세기 명곡들이 전해주는 감동을 다시 한번 경험해 보시는 것은 어떨까요?</w:t>
       </w:r>
     </w:p>
     <w:sectPr>
